--- a/atelier/atelier_112.docx
+++ b/atelier/atelier_112.docx
@@ -288,7 +288,7 @@
           </w:tcPr>
           <w:p>
             <w:r>
-              <w:t xml:space="preserve">La squad (Dev + Ops), écran partagé, inventaire du #111, code et outil</w:t>
+              <w:t xml:space="preserve">La squad (Dev + Ops), écran partagé, inventaire du nos flags dans le miroir : inventaire et zombies, code et outil</w:t>
             </w:r>
           </w:p>
         </w:tc>
@@ -441,7 +441,7 @@
           </w:tcPr>
           <w:p>
             <w:r>
-              <w:t xml:space="preserve">Inventaire qualifié (#111)</w:t>
+              <w:t xml:space="preserve">Inventaire qualifié</w:t>
             </w:r>
           </w:p>
         </w:tc>
@@ -460,7 +460,7 @@
         <w:spacing w:after="120"/>
       </w:pPr>
       <w:r>
-        <w:t xml:space="preserve">L’inventaire (#111) a identifié les zombies. Place à l’action : les supprimer. Supprimer un flag, ce n’est pas juste l’éteindre dans l’outil — c’est retirer la condition du code, garder uniquement le chemin qui reste (le nouveau, si la fonctionnalité est activée à 100 % ; ou rien, si elle est abandonnée), et nettoyer la déclaration du flag dans l’outil. C’est un vrai geste de code, propre et tracé, qui simplifie réellement le projet. Le sujet de cet atelier est ce grand nettoyage one-shot : vider le stock de zombies accumulés, MR par MR, jusqu’à un code débarrassé des conditions mortes. C’est l’équivalent, pour les flags, du grand nettoyage des branches (#81).</w:t>
+        <w:t xml:space="preserve">L’inventaire a identifié les zombies. Place à l’action : les supprimer. Supprimer un flag, ce n’est pas juste l’éteindre dans l’outil — c’est retirer la condition du code, garder uniquement le chemin qui reste (le nouveau, si la fonctionnalité est activée à 100 % ; ou rien, si elle est abandonnée), et nettoyer la déclaration du flag dans l’outil. C’est un vrai geste de code, propre et tracé, qui simplifie réellement le projet. Le sujet de cet atelier est ce grand nettoyage one-shot : vider le stock de zombies accumulés, MR par MR, jusqu’à un code débarrassé des conditions mortes. C’est l’équivalent, pour les flags, du grand nettoyage des branches.</w:t>
       </w:r>
     </w:p>
     <w:p>
@@ -507,7 +507,7 @@
         <w:spacing w:after="80"/>
       </w:pPr>
       <w:r>
-        <w:t xml:space="preserve">Le risque de supprimer un flag est faible — contrairement à une branche : retirer un flag dont la fonctionnalité est stabilisée à 100 % (ou abandonnée) ne détruit aucun travail : le code utile reste, seul le mort part. C’est pourquoi, ici, on supprime pour de vrai en séance — alors que pour les branches non mergées (#84) on ne faisait que notifier. La nature du risque diffère.</w:t>
+        <w:t xml:space="preserve">Le risque de supprimer un flag est faible — contrairement à une branche : retirer un flag dont la fonctionnalité est stabilisée à 100 % (ou abandonnée) ne détruit aucun travail : le code utile reste, seul le mort part. C’est pourquoi, ici, on supprime pour de vrai en séance — alors que pour les branches non mergées on ne faisait que notifier. La nature du risque diffère.</w:t>
       </w:r>
     </w:p>
     <w:p>
@@ -541,7 +541,7 @@
         <w:spacing w:after="80"/>
       </w:pPr>
       <w:r>
-        <w:t xml:space="preserve">Traiter les zombies confirmés d’abord, les « à investiguer » ensuite : commencer par les flags clairement morts de l’inventaire (#111) pour avancer vite ; revenir sur les douteux après clarification. On dégage le volume sûr en premier.</w:t>
+        <w:t xml:space="preserve">Traiter les zombies confirmés d’abord, les « à investiguer » ensuite : commencer par les flags clairement morts de l’inventaire pour avancer vite ; revenir sur les douteux après clarification. On dégage le volume sûr en premier.</w:t>
       </w:r>
     </w:p>
     <w:p>
@@ -633,7 +633,7 @@
               <w:spacing w:after="60"/>
             </w:pPr>
             <w:r>
-              <w:t xml:space="preserve">À la fin du nettoyage, le code est plus simple : moins de conditions, moins de chemins parallèles, moins de « à quoi sert ce flag ? ». La lisibilité gagne, le risque de réactivation accidentelle disparaît, et la dette annoncée par la capsule #105 est épongée. Comme pour le grand nettoyage des branches (#81), l’effet est tangible : on respire mieux dans le code.</w:t>
+              <w:t xml:space="preserve">À la fin du nettoyage, le code est plus simple : moins de conditions, moins de chemins parallèles, moins de « à quoi sert ce flag ? ». La lisibilité gagne, le risque de réactivation accidentelle disparaît, et la dette annoncée par la capsule est épongée. Comme pour le grand nettoyage des branches, l’effet est tangible : on respire mieux dans le code.</w:t>
             </w:r>
           </w:p>
         </w:tc>
@@ -652,7 +652,7 @@
         <w:spacing w:after="120"/>
       </w:pPr>
       <w:r>
-        <w:t xml:space="preserve">À la sortie, les flags zombies identifiés au #111 ont été effectivement supprimés : condition retirée du code (seul le chemin pertinent conservé) et déclaration nettoyée dans l’outil, chaque suppression passée par une MR revue et testée. Le stock de zombies a chuté, idéalement à zéro. Le code est plus simple, plus lisible, débarrassé des conditions mortes, et le risque de réactivation accidentelle a disparu. La dette de flags annoncée en capsule #105 est épongée. La métrique Flags obsolètes repart d’une base saine — que le rituel #113 maintiendra.</w:t>
+        <w:t xml:space="preserve">À la sortie, les flags zombies identifiés au nos flags dans le miroir : inventaire et zombies ont été effectivement supprimés : condition retirée du code (seul le chemin pertinent conservé) et déclaration nettoyée dans l’outil, chaque suppression passée par une MR revue et testée. Le stock de zombies a chuté, idéalement à zéro. Le code est plus simple, plus lisible, débarrassé des conditions mortes, et le risque de réactivation accidentelle a disparu. La dette de flags annoncée en capsule est épongée. La métrique Flags obsolètes repart d’une base saine — que le rituel maintiendra.</w:t>
       </w:r>
     </w:p>
     <w:p>
@@ -672,20 +672,20 @@
           <w:b w:val="false"/>
           <w:bCs w:val="false"/>
         </w:rPr>
-        <w:t xml:space="preserve">Template recommandé : Grand nettoyage des flags (sur l’inventaire #111).</w:t>
-      </w:r>
-    </w:p>
-    <w:p>
-      <w:pPr>
-        <w:pStyle w:val="ListParagraph"/>
-        <w:numPr>
-          <w:ilvl w:val="0"/>
-          <w:numId w:val="2"/>
-        </w:numPr>
-        <w:spacing w:after="80"/>
-      </w:pPr>
-      <w:r>
-        <w:t xml:space="preserve">Zone « Zombies à supprimer » — la liste confirmée issue du #111.</w:t>
+        <w:t xml:space="preserve">Template recommandé : Grand nettoyage des flags (sur l’inventaire).</w:t>
+      </w:r>
+    </w:p>
+    <w:p>
+      <w:pPr>
+        <w:pStyle w:val="ListParagraph"/>
+        <w:numPr>
+          <w:ilvl w:val="0"/>
+          <w:numId w:val="2"/>
+        </w:numPr>
+        <w:spacing w:after="80"/>
+      </w:pPr>
+      <w:r>
+        <w:t xml:space="preserve">Zone « Zombies à supprimer » — la liste confirmée issue du nos flags dans le miroir : inventaire et zombies.</w:t>
       </w:r>
     </w:p>
     <w:p>
@@ -752,7 +752,7 @@
         <w:t xml:space="preserve">(5 min) Cadrage</w:t>
       </w:r>
       <w:r>
-        <w:t xml:space="preserve"> — l’animateur rappelle : supprimer = retirer la condition, pas juste éteindre. Objectif : vider le stock de zombies du #111.</w:t>
+        <w:t xml:space="preserve"> — l’animateur rappelle : supprimer = retirer la condition, pas juste éteindre. Objectif : vider le stock de zombies du nos flags dans le miroir : inventaire et zombies.</w:t>
       </w:r>
     </w:p>
     <w:p>
@@ -832,7 +832,7 @@
         <w:t xml:space="preserve">(5 min) Débrief</w:t>
       </w:r>
       <w:r>
-        <w:t xml:space="preserve"> — on constate : stock à zéro (ou presque), code plus simple. On note qu’un rituel (#113) évitera la ré-accumulation.</w:t>
+        <w:t xml:space="preserve"> — on constate : stock à zéro (ou presque), code plus simple. On note qu’un rituel évitera la ré-accumulation.</w:t>
       </w:r>
     </w:p>
     <w:p>
@@ -908,7 +908,7 @@
         <w:spacing w:after="120"/>
       </w:pPr>
       <w:r>
-        <w:t xml:space="preserve">Ce grand nettoyage vide le stock. Mais sans rien d’autre, il se reformera — comme les branches après #81. La suite installe la prévention : #113 (rituel trimestriel de revue des flags), #114 (date d’expiration à chaque flag dès sa création — le critère qui rend les zombies détectables), #115 (automatisation : un job qui détecte les expirés et propose leur suppression par MR). Le nettoyage d’aujourd’hui est le dernier grand nettoyage manuel si la suite est mise en place.</w:t>
+        <w:t xml:space="preserve">Ce grand nettoyage vide le stock. Mais sans rien d’autre, il se reformera — comme les branches après. La suite installe la prévention : (rituel trimestriel de revue des flags), (date d’expiration à chaque flag dès sa création — le critère qui rend les zombies détectables), (automatisation : un job qui détecte les expirés et propose leur suppression par MR). Le nettoyage d’aujourd’hui est le dernier grand nettoyage manuel si la suite est mise en place.</w:t>
       </w:r>
     </w:p>
     <w:p>
@@ -924,7 +924,7 @@
         <w:spacing w:after="120"/>
       </w:pPr>
       <w:r>
-        <w:t xml:space="preserve">Les flags zombies du #111 ont été effectivement supprimés — condition retirée du code, déclaration nettoyée dans l’outil, chaque suppression passée par une MR revue et testée — et le stock a chuté, idéalement à zéro. Le code est plus simple et le risque de réactivation accidentelle a disparu ; la dette de flags est épongée. Aucun chemin utile n’a été cassé (tests verts). La question P02 a franchi son geste fondateur d’hygiène — vider le stock de flags morts — sur des bases que le rituel #113 et le critère d’expiration #114 maintiendront.</w:t>
+        <w:t xml:space="preserve">Les flags zombies du nos flags dans le miroir : inventaire et zombies ont été effectivement supprimés — condition retirée du code, déclaration nettoyée dans l’outil, chaque suppression passée par une MR revue et testée — et le stock a chuté, idéalement à zéro. Le code est plus simple et le risque de réactivation accidentelle a disparu ; la dette de flags est épongée. Aucun chemin utile n’a été cassé (tests verts). La question P02 a franchi son geste fondateur d’hygiène — vider le stock de flags morts — sur des bases que le rituel et le critère d’expiration maintiendront.</w:t>
       </w:r>
     </w:p>
     <w:sectPr>
